--- a/NguyenNhatQuan_22644951_Lab02_KTTKPM.docx
+++ b/NguyenNhatQuan_22644951_Lab02_KTTKPM.docx
@@ -36,8 +36,1147 @@
           <w:lang w:val="en-US"/>
         </w:rPr>
       </w:pPr>
+      <w:r>
+        <w:rPr>
+          <w:rFonts w:hint="default" w:ascii="Times New Roman" w:hAnsi="Times New Roman" w:cs="Times New Roman"/>
+          <w:b/>
+          <w:bCs/>
+          <w:sz w:val="28"/>
+          <w:szCs w:val="28"/>
+          <w:lang w:val="en-US"/>
+        </w:rPr>
+        <w:t>Singleleton, Factory</w:t>
+      </w:r>
+    </w:p>
+    <w:p>
+      <w:r>
+        <w:drawing>
+          <wp:inline distT="0" distB="0" distL="114300" distR="114300">
+            <wp:extent cx="5273040" cy="4396740"/>
+            <wp:effectExtent l="0" t="0" r="0" b="7620"/>
+            <wp:docPr id="1" name="Picture 1"/>
+            <wp:cNvGraphicFramePr>
+              <a:graphicFrameLocks xmlns:a="http://schemas.openxmlformats.org/drawingml/2006/main" noChangeAspect="1"/>
+            </wp:cNvGraphicFramePr>
+            <a:graphic xmlns:a="http://schemas.openxmlformats.org/drawingml/2006/main">
+              <a:graphicData uri="http://schemas.openxmlformats.org/drawingml/2006/picture">
+                <pic:pic xmlns:pic="http://schemas.openxmlformats.org/drawingml/2006/picture">
+                  <pic:nvPicPr>
+                    <pic:cNvPr id="1" name="Picture 1"/>
+                    <pic:cNvPicPr>
+                      <a:picLocks noChangeAspect="1"/>
+                    </pic:cNvPicPr>
+                  </pic:nvPicPr>
+                  <pic:blipFill>
+                    <a:blip r:embed="rId4"/>
+                    <a:stretch>
+                      <a:fillRect/>
+                    </a:stretch>
+                  </pic:blipFill>
+                  <pic:spPr>
+                    <a:xfrm>
+                      <a:off x="0" y="0"/>
+                      <a:ext cx="5273040" cy="4396740"/>
+                    </a:xfrm>
+                    <a:prstGeom prst="rect">
+                      <a:avLst/>
+                    </a:prstGeom>
+                    <a:noFill/>
+                    <a:ln>
+                      <a:noFill/>
+                    </a:ln>
+                  </pic:spPr>
+                </pic:pic>
+              </a:graphicData>
+            </a:graphic>
+          </wp:inline>
+        </w:drawing>
+      </w:r>
+    </w:p>
+    <w:p>
+      <w:r>
+        <w:drawing>
+          <wp:inline distT="0" distB="0" distL="114300" distR="114300">
+            <wp:extent cx="5272405" cy="2140585"/>
+            <wp:effectExtent l="0" t="0" r="635" b="8255"/>
+            <wp:docPr id="3" name="Picture 3"/>
+            <wp:cNvGraphicFramePr>
+              <a:graphicFrameLocks xmlns:a="http://schemas.openxmlformats.org/drawingml/2006/main" noChangeAspect="1"/>
+            </wp:cNvGraphicFramePr>
+            <a:graphic xmlns:a="http://schemas.openxmlformats.org/drawingml/2006/main">
+              <a:graphicData uri="http://schemas.openxmlformats.org/drawingml/2006/picture">
+                <pic:pic xmlns:pic="http://schemas.openxmlformats.org/drawingml/2006/picture">
+                  <pic:nvPicPr>
+                    <pic:cNvPr id="3" name="Picture 3"/>
+                    <pic:cNvPicPr>
+                      <a:picLocks noChangeAspect="1"/>
+                    </pic:cNvPicPr>
+                  </pic:nvPicPr>
+                  <pic:blipFill>
+                    <a:blip r:embed="rId5"/>
+                    <a:stretch>
+                      <a:fillRect/>
+                    </a:stretch>
+                  </pic:blipFill>
+                  <pic:spPr>
+                    <a:xfrm>
+                      <a:off x="0" y="0"/>
+                      <a:ext cx="5272405" cy="2140585"/>
+                    </a:xfrm>
+                    <a:prstGeom prst="rect">
+                      <a:avLst/>
+                    </a:prstGeom>
+                    <a:noFill/>
+                    <a:ln>
+                      <a:noFill/>
+                    </a:ln>
+                  </pic:spPr>
+                </pic:pic>
+              </a:graphicData>
+            </a:graphic>
+          </wp:inline>
+        </w:drawing>
+      </w:r>
+    </w:p>
+    <w:p>
+      <w:r>
+        <w:drawing>
+          <wp:inline distT="0" distB="0" distL="114300" distR="114300">
+            <wp:extent cx="5067300" cy="2019300"/>
+            <wp:effectExtent l="0" t="0" r="7620" b="7620"/>
+            <wp:docPr id="4" name="Picture 4"/>
+            <wp:cNvGraphicFramePr>
+              <a:graphicFrameLocks xmlns:a="http://schemas.openxmlformats.org/drawingml/2006/main" noChangeAspect="1"/>
+            </wp:cNvGraphicFramePr>
+            <a:graphic xmlns:a="http://schemas.openxmlformats.org/drawingml/2006/main">
+              <a:graphicData uri="http://schemas.openxmlformats.org/drawingml/2006/picture">
+                <pic:pic xmlns:pic="http://schemas.openxmlformats.org/drawingml/2006/picture">
+                  <pic:nvPicPr>
+                    <pic:cNvPr id="4" name="Picture 4"/>
+                    <pic:cNvPicPr>
+                      <a:picLocks noChangeAspect="1"/>
+                    </pic:cNvPicPr>
+                  </pic:nvPicPr>
+                  <pic:blipFill>
+                    <a:blip r:embed="rId6"/>
+                    <a:stretch>
+                      <a:fillRect/>
+                    </a:stretch>
+                  </pic:blipFill>
+                  <pic:spPr>
+                    <a:xfrm>
+                      <a:off x="0" y="0"/>
+                      <a:ext cx="5067300" cy="2019300"/>
+                    </a:xfrm>
+                    <a:prstGeom prst="rect">
+                      <a:avLst/>
+                    </a:prstGeom>
+                    <a:noFill/>
+                    <a:ln>
+                      <a:noFill/>
+                    </a:ln>
+                  </pic:spPr>
+                </pic:pic>
+              </a:graphicData>
+            </a:graphic>
+          </wp:inline>
+        </w:drawing>
+      </w:r>
+    </w:p>
+    <w:p>
+      <w:r>
+        <w:drawing>
+          <wp:inline distT="0" distB="0" distL="114300" distR="114300">
+            <wp:extent cx="5269230" cy="2526665"/>
+            <wp:effectExtent l="0" t="0" r="3810" b="3175"/>
+            <wp:docPr id="5" name="Picture 5"/>
+            <wp:cNvGraphicFramePr>
+              <a:graphicFrameLocks xmlns:a="http://schemas.openxmlformats.org/drawingml/2006/main" noChangeAspect="1"/>
+            </wp:cNvGraphicFramePr>
+            <a:graphic xmlns:a="http://schemas.openxmlformats.org/drawingml/2006/main">
+              <a:graphicData uri="http://schemas.openxmlformats.org/drawingml/2006/picture">
+                <pic:pic xmlns:pic="http://schemas.openxmlformats.org/drawingml/2006/picture">
+                  <pic:nvPicPr>
+                    <pic:cNvPr id="5" name="Picture 5"/>
+                    <pic:cNvPicPr>
+                      <a:picLocks noChangeAspect="1"/>
+                    </pic:cNvPicPr>
+                  </pic:nvPicPr>
+                  <pic:blipFill>
+                    <a:blip r:embed="rId7"/>
+                    <a:stretch>
+                      <a:fillRect/>
+                    </a:stretch>
+                  </pic:blipFill>
+                  <pic:spPr>
+                    <a:xfrm>
+                      <a:off x="0" y="0"/>
+                      <a:ext cx="5269230" cy="2526665"/>
+                    </a:xfrm>
+                    <a:prstGeom prst="rect">
+                      <a:avLst/>
+                    </a:prstGeom>
+                    <a:noFill/>
+                    <a:ln>
+                      <a:noFill/>
+                    </a:ln>
+                  </pic:spPr>
+                </pic:pic>
+              </a:graphicData>
+            </a:graphic>
+          </wp:inline>
+        </w:drawing>
+      </w:r>
+    </w:p>
+    <w:p>
+      <w:r>
+        <w:drawing>
+          <wp:inline distT="0" distB="0" distL="114300" distR="114300">
+            <wp:extent cx="5273040" cy="2317750"/>
+            <wp:effectExtent l="0" t="0" r="0" b="13970"/>
+            <wp:docPr id="6" name="Picture 6"/>
+            <wp:cNvGraphicFramePr>
+              <a:graphicFrameLocks xmlns:a="http://schemas.openxmlformats.org/drawingml/2006/main" noChangeAspect="1"/>
+            </wp:cNvGraphicFramePr>
+            <a:graphic xmlns:a="http://schemas.openxmlformats.org/drawingml/2006/main">
+              <a:graphicData uri="http://schemas.openxmlformats.org/drawingml/2006/picture">
+                <pic:pic xmlns:pic="http://schemas.openxmlformats.org/drawingml/2006/picture">
+                  <pic:nvPicPr>
+                    <pic:cNvPr id="6" name="Picture 6"/>
+                    <pic:cNvPicPr>
+                      <a:picLocks noChangeAspect="1"/>
+                    </pic:cNvPicPr>
+                  </pic:nvPicPr>
+                  <pic:blipFill>
+                    <a:blip r:embed="rId8"/>
+                    <a:stretch>
+                      <a:fillRect/>
+                    </a:stretch>
+                  </pic:blipFill>
+                  <pic:spPr>
+                    <a:xfrm>
+                      <a:off x="0" y="0"/>
+                      <a:ext cx="5273040" cy="2317750"/>
+                    </a:xfrm>
+                    <a:prstGeom prst="rect">
+                      <a:avLst/>
+                    </a:prstGeom>
+                    <a:noFill/>
+                    <a:ln>
+                      <a:noFill/>
+                    </a:ln>
+                  </pic:spPr>
+                </pic:pic>
+              </a:graphicData>
+            </a:graphic>
+          </wp:inline>
+        </w:drawing>
+      </w:r>
+    </w:p>
+    <w:p>
+      <w:r>
+        <w:drawing>
+          <wp:inline distT="0" distB="0" distL="114300" distR="114300">
+            <wp:extent cx="5273040" cy="2098040"/>
+            <wp:effectExtent l="0" t="0" r="0" b="5080"/>
+            <wp:docPr id="7" name="Picture 7"/>
+            <wp:cNvGraphicFramePr>
+              <a:graphicFrameLocks xmlns:a="http://schemas.openxmlformats.org/drawingml/2006/main" noChangeAspect="1"/>
+            </wp:cNvGraphicFramePr>
+            <a:graphic xmlns:a="http://schemas.openxmlformats.org/drawingml/2006/main">
+              <a:graphicData uri="http://schemas.openxmlformats.org/drawingml/2006/picture">
+                <pic:pic xmlns:pic="http://schemas.openxmlformats.org/drawingml/2006/picture">
+                  <pic:nvPicPr>
+                    <pic:cNvPr id="7" name="Picture 7"/>
+                    <pic:cNvPicPr>
+                      <a:picLocks noChangeAspect="1"/>
+                    </pic:cNvPicPr>
+                  </pic:nvPicPr>
+                  <pic:blipFill>
+                    <a:blip r:embed="rId9"/>
+                    <a:stretch>
+                      <a:fillRect/>
+                    </a:stretch>
+                  </pic:blipFill>
+                  <pic:spPr>
+                    <a:xfrm>
+                      <a:off x="0" y="0"/>
+                      <a:ext cx="5273040" cy="2098040"/>
+                    </a:xfrm>
+                    <a:prstGeom prst="rect">
+                      <a:avLst/>
+                    </a:prstGeom>
+                    <a:noFill/>
+                    <a:ln>
+                      <a:noFill/>
+                    </a:ln>
+                  </pic:spPr>
+                </pic:pic>
+              </a:graphicData>
+            </a:graphic>
+          </wp:inline>
+        </w:drawing>
+      </w:r>
+    </w:p>
+    <w:p>
+      <w:r>
+        <w:drawing>
+          <wp:inline distT="0" distB="0" distL="114300" distR="114300">
+            <wp:extent cx="5273040" cy="1360805"/>
+            <wp:effectExtent l="0" t="0" r="0" b="10795"/>
+            <wp:docPr id="8" name="Picture 8"/>
+            <wp:cNvGraphicFramePr>
+              <a:graphicFrameLocks xmlns:a="http://schemas.openxmlformats.org/drawingml/2006/main" noChangeAspect="1"/>
+            </wp:cNvGraphicFramePr>
+            <a:graphic xmlns:a="http://schemas.openxmlformats.org/drawingml/2006/main">
+              <a:graphicData uri="http://schemas.openxmlformats.org/drawingml/2006/picture">
+                <pic:pic xmlns:pic="http://schemas.openxmlformats.org/drawingml/2006/picture">
+                  <pic:nvPicPr>
+                    <pic:cNvPr id="8" name="Picture 8"/>
+                    <pic:cNvPicPr>
+                      <a:picLocks noChangeAspect="1"/>
+                    </pic:cNvPicPr>
+                  </pic:nvPicPr>
+                  <pic:blipFill>
+                    <a:blip r:embed="rId10"/>
+                    <a:stretch>
+                      <a:fillRect/>
+                    </a:stretch>
+                  </pic:blipFill>
+                  <pic:spPr>
+                    <a:xfrm>
+                      <a:off x="0" y="0"/>
+                      <a:ext cx="5273040" cy="1360805"/>
+                    </a:xfrm>
+                    <a:prstGeom prst="rect">
+                      <a:avLst/>
+                    </a:prstGeom>
+                    <a:noFill/>
+                    <a:ln>
+                      <a:noFill/>
+                    </a:ln>
+                  </pic:spPr>
+                </pic:pic>
+              </a:graphicData>
+            </a:graphic>
+          </wp:inline>
+        </w:drawing>
+      </w:r>
+    </w:p>
+    <w:p/>
+    <w:p>
+      <w:r>
+        <w:drawing>
+          <wp:inline distT="0" distB="0" distL="114300" distR="114300">
+            <wp:extent cx="5273675" cy="4265295"/>
+            <wp:effectExtent l="0" t="0" r="14605" b="1905"/>
+            <wp:docPr id="9" name="Picture 9"/>
+            <wp:cNvGraphicFramePr>
+              <a:graphicFrameLocks xmlns:a="http://schemas.openxmlformats.org/drawingml/2006/main" noChangeAspect="1"/>
+            </wp:cNvGraphicFramePr>
+            <a:graphic xmlns:a="http://schemas.openxmlformats.org/drawingml/2006/main">
+              <a:graphicData uri="http://schemas.openxmlformats.org/drawingml/2006/picture">
+                <pic:pic xmlns:pic="http://schemas.openxmlformats.org/drawingml/2006/picture">
+                  <pic:nvPicPr>
+                    <pic:cNvPr id="9" name="Picture 9"/>
+                    <pic:cNvPicPr>
+                      <a:picLocks noChangeAspect="1"/>
+                    </pic:cNvPicPr>
+                  </pic:nvPicPr>
+                  <pic:blipFill>
+                    <a:blip r:embed="rId11"/>
+                    <a:stretch>
+                      <a:fillRect/>
+                    </a:stretch>
+                  </pic:blipFill>
+                  <pic:spPr>
+                    <a:xfrm>
+                      <a:off x="0" y="0"/>
+                      <a:ext cx="5273675" cy="4265295"/>
+                    </a:xfrm>
+                    <a:prstGeom prst="rect">
+                      <a:avLst/>
+                    </a:prstGeom>
+                    <a:noFill/>
+                    <a:ln>
+                      <a:noFill/>
+                    </a:ln>
+                  </pic:spPr>
+                </pic:pic>
+              </a:graphicData>
+            </a:graphic>
+          </wp:inline>
+        </w:drawing>
+      </w:r>
+    </w:p>
+    <w:p/>
+    <w:p>
+      <w:r>
+        <w:drawing>
+          <wp:inline distT="0" distB="0" distL="114300" distR="114300">
+            <wp:extent cx="5267960" cy="4969510"/>
+            <wp:effectExtent l="0" t="0" r="5080" b="13970"/>
+            <wp:docPr id="2" name="Picture 2"/>
+            <wp:cNvGraphicFramePr>
+              <a:graphicFrameLocks xmlns:a="http://schemas.openxmlformats.org/drawingml/2006/main" noChangeAspect="1"/>
+            </wp:cNvGraphicFramePr>
+            <a:graphic xmlns:a="http://schemas.openxmlformats.org/drawingml/2006/main">
+              <a:graphicData uri="http://schemas.openxmlformats.org/drawingml/2006/picture">
+                <pic:pic xmlns:pic="http://schemas.openxmlformats.org/drawingml/2006/picture">
+                  <pic:nvPicPr>
+                    <pic:cNvPr id="2" name="Picture 2"/>
+                    <pic:cNvPicPr>
+                      <a:picLocks noChangeAspect="1"/>
+                    </pic:cNvPicPr>
+                  </pic:nvPicPr>
+                  <pic:blipFill>
+                    <a:blip r:embed="rId12"/>
+                    <a:stretch>
+                      <a:fillRect/>
+                    </a:stretch>
+                  </pic:blipFill>
+                  <pic:spPr>
+                    <a:xfrm>
+                      <a:off x="0" y="0"/>
+                      <a:ext cx="5267960" cy="4969510"/>
+                    </a:xfrm>
+                    <a:prstGeom prst="rect">
+                      <a:avLst/>
+                    </a:prstGeom>
+                    <a:noFill/>
+                    <a:ln>
+                      <a:noFill/>
+                    </a:ln>
+                  </pic:spPr>
+                </pic:pic>
+              </a:graphicData>
+            </a:graphic>
+          </wp:inline>
+        </w:drawing>
+      </w:r>
+    </w:p>
+    <w:p/>
+    <w:p>
+      <w:r>
+        <w:drawing>
+          <wp:inline distT="0" distB="0" distL="114300" distR="114300">
+            <wp:extent cx="4105275" cy="2085975"/>
+            <wp:effectExtent l="0" t="0" r="9525" b="1905"/>
+            <wp:docPr id="20" name="Picture 20"/>
+            <wp:cNvGraphicFramePr>
+              <a:graphicFrameLocks xmlns:a="http://schemas.openxmlformats.org/drawingml/2006/main" noChangeAspect="1"/>
+            </wp:cNvGraphicFramePr>
+            <a:graphic xmlns:a="http://schemas.openxmlformats.org/drawingml/2006/main">
+              <a:graphicData uri="http://schemas.openxmlformats.org/drawingml/2006/picture">
+                <pic:pic xmlns:pic="http://schemas.openxmlformats.org/drawingml/2006/picture">
+                  <pic:nvPicPr>
+                    <pic:cNvPr id="20" name="Picture 20"/>
+                    <pic:cNvPicPr>
+                      <a:picLocks noChangeAspect="1"/>
+                    </pic:cNvPicPr>
+                  </pic:nvPicPr>
+                  <pic:blipFill>
+                    <a:blip r:embed="rId13"/>
+                    <a:stretch>
+                      <a:fillRect/>
+                    </a:stretch>
+                  </pic:blipFill>
+                  <pic:spPr>
+                    <a:xfrm>
+                      <a:off x="0" y="0"/>
+                      <a:ext cx="4105275" cy="2085975"/>
+                    </a:xfrm>
+                    <a:prstGeom prst="rect">
+                      <a:avLst/>
+                    </a:prstGeom>
+                    <a:noFill/>
+                    <a:ln>
+                      <a:noFill/>
+                    </a:ln>
+                  </pic:spPr>
+                </pic:pic>
+              </a:graphicData>
+            </a:graphic>
+          </wp:inline>
+        </w:drawing>
+      </w:r>
+    </w:p>
+    <w:p/>
+    <w:p>
+      <w:r>
+        <w:drawing>
+          <wp:inline distT="0" distB="0" distL="114300" distR="114300">
+            <wp:extent cx="5268595" cy="2478405"/>
+            <wp:effectExtent l="0" t="0" r="4445" b="5715"/>
+            <wp:docPr id="21" name="Picture 21"/>
+            <wp:cNvGraphicFramePr>
+              <a:graphicFrameLocks xmlns:a="http://schemas.openxmlformats.org/drawingml/2006/main" noChangeAspect="1"/>
+            </wp:cNvGraphicFramePr>
+            <a:graphic xmlns:a="http://schemas.openxmlformats.org/drawingml/2006/main">
+              <a:graphicData uri="http://schemas.openxmlformats.org/drawingml/2006/picture">
+                <pic:pic xmlns:pic="http://schemas.openxmlformats.org/drawingml/2006/picture">
+                  <pic:nvPicPr>
+                    <pic:cNvPr id="21" name="Picture 21"/>
+                    <pic:cNvPicPr>
+                      <a:picLocks noChangeAspect="1"/>
+                    </pic:cNvPicPr>
+                  </pic:nvPicPr>
+                  <pic:blipFill>
+                    <a:blip r:embed="rId14"/>
+                    <a:stretch>
+                      <a:fillRect/>
+                    </a:stretch>
+                  </pic:blipFill>
+                  <pic:spPr>
+                    <a:xfrm>
+                      <a:off x="0" y="0"/>
+                      <a:ext cx="5268595" cy="2478405"/>
+                    </a:xfrm>
+                    <a:prstGeom prst="rect">
+                      <a:avLst/>
+                    </a:prstGeom>
+                    <a:noFill/>
+                    <a:ln>
+                      <a:noFill/>
+                    </a:ln>
+                  </pic:spPr>
+                </pic:pic>
+              </a:graphicData>
+            </a:graphic>
+          </wp:inline>
+        </w:drawing>
+      </w:r>
+    </w:p>
+    <w:p/>
+    <w:p>
+      <w:r>
+        <w:drawing>
+          <wp:inline distT="0" distB="0" distL="114300" distR="114300">
+            <wp:extent cx="5272405" cy="1882775"/>
+            <wp:effectExtent l="0" t="0" r="635" b="6985"/>
+            <wp:docPr id="22" name="Picture 22"/>
+            <wp:cNvGraphicFramePr>
+              <a:graphicFrameLocks xmlns:a="http://schemas.openxmlformats.org/drawingml/2006/main" noChangeAspect="1"/>
+            </wp:cNvGraphicFramePr>
+            <a:graphic xmlns:a="http://schemas.openxmlformats.org/drawingml/2006/main">
+              <a:graphicData uri="http://schemas.openxmlformats.org/drawingml/2006/picture">
+                <pic:pic xmlns:pic="http://schemas.openxmlformats.org/drawingml/2006/picture">
+                  <pic:nvPicPr>
+                    <pic:cNvPr id="22" name="Picture 22"/>
+                    <pic:cNvPicPr>
+                      <a:picLocks noChangeAspect="1"/>
+                    </pic:cNvPicPr>
+                  </pic:nvPicPr>
+                  <pic:blipFill>
+                    <a:blip r:embed="rId15"/>
+                    <a:stretch>
+                      <a:fillRect/>
+                    </a:stretch>
+                  </pic:blipFill>
+                  <pic:spPr>
+                    <a:xfrm>
+                      <a:off x="0" y="0"/>
+                      <a:ext cx="5272405" cy="1882775"/>
+                    </a:xfrm>
+                    <a:prstGeom prst="rect">
+                      <a:avLst/>
+                    </a:prstGeom>
+                    <a:noFill/>
+                    <a:ln>
+                      <a:noFill/>
+                    </a:ln>
+                  </pic:spPr>
+                </pic:pic>
+              </a:graphicData>
+            </a:graphic>
+          </wp:inline>
+        </w:drawing>
+      </w:r>
+    </w:p>
+    <w:p/>
+    <w:p>
+      <w:r>
+        <w:drawing>
+          <wp:inline distT="0" distB="0" distL="114300" distR="114300">
+            <wp:extent cx="5272405" cy="1767205"/>
+            <wp:effectExtent l="0" t="0" r="635" b="635"/>
+            <wp:docPr id="23" name="Picture 23"/>
+            <wp:cNvGraphicFramePr>
+              <a:graphicFrameLocks xmlns:a="http://schemas.openxmlformats.org/drawingml/2006/main" noChangeAspect="1"/>
+            </wp:cNvGraphicFramePr>
+            <a:graphic xmlns:a="http://schemas.openxmlformats.org/drawingml/2006/main">
+              <a:graphicData uri="http://schemas.openxmlformats.org/drawingml/2006/picture">
+                <pic:pic xmlns:pic="http://schemas.openxmlformats.org/drawingml/2006/picture">
+                  <pic:nvPicPr>
+                    <pic:cNvPr id="23" name="Picture 23"/>
+                    <pic:cNvPicPr>
+                      <a:picLocks noChangeAspect="1"/>
+                    </pic:cNvPicPr>
+                  </pic:nvPicPr>
+                  <pic:blipFill>
+                    <a:blip r:embed="rId16"/>
+                    <a:stretch>
+                      <a:fillRect/>
+                    </a:stretch>
+                  </pic:blipFill>
+                  <pic:spPr>
+                    <a:xfrm>
+                      <a:off x="0" y="0"/>
+                      <a:ext cx="5272405" cy="1767205"/>
+                    </a:xfrm>
+                    <a:prstGeom prst="rect">
+                      <a:avLst/>
+                    </a:prstGeom>
+                    <a:noFill/>
+                    <a:ln>
+                      <a:noFill/>
+                    </a:ln>
+                  </pic:spPr>
+                </pic:pic>
+              </a:graphicData>
+            </a:graphic>
+          </wp:inline>
+        </w:drawing>
+      </w:r>
+    </w:p>
+    <w:p/>
+    <w:p>
+      <w:r>
+        <w:drawing>
+          <wp:inline distT="0" distB="0" distL="114300" distR="114300">
+            <wp:extent cx="5269865" cy="1507490"/>
+            <wp:effectExtent l="0" t="0" r="3175" b="1270"/>
+            <wp:docPr id="24" name="Picture 24"/>
+            <wp:cNvGraphicFramePr>
+              <a:graphicFrameLocks xmlns:a="http://schemas.openxmlformats.org/drawingml/2006/main" noChangeAspect="1"/>
+            </wp:cNvGraphicFramePr>
+            <a:graphic xmlns:a="http://schemas.openxmlformats.org/drawingml/2006/main">
+              <a:graphicData uri="http://schemas.openxmlformats.org/drawingml/2006/picture">
+                <pic:pic xmlns:pic="http://schemas.openxmlformats.org/drawingml/2006/picture">
+                  <pic:nvPicPr>
+                    <pic:cNvPr id="24" name="Picture 24"/>
+                    <pic:cNvPicPr>
+                      <a:picLocks noChangeAspect="1"/>
+                    </pic:cNvPicPr>
+                  </pic:nvPicPr>
+                  <pic:blipFill>
+                    <a:blip r:embed="rId17"/>
+                    <a:stretch>
+                      <a:fillRect/>
+                    </a:stretch>
+                  </pic:blipFill>
+                  <pic:spPr>
+                    <a:xfrm>
+                      <a:off x="0" y="0"/>
+                      <a:ext cx="5269865" cy="1507490"/>
+                    </a:xfrm>
+                    <a:prstGeom prst="rect">
+                      <a:avLst/>
+                    </a:prstGeom>
+                    <a:noFill/>
+                    <a:ln>
+                      <a:noFill/>
+                    </a:ln>
+                  </pic:spPr>
+                </pic:pic>
+              </a:graphicData>
+            </a:graphic>
+          </wp:inline>
+        </w:drawing>
+      </w:r>
+    </w:p>
+    <w:p/>
+    <w:p>
+      <w:r>
+        <w:drawing>
+          <wp:inline distT="0" distB="0" distL="114300" distR="114300">
+            <wp:extent cx="5273675" cy="3559810"/>
+            <wp:effectExtent l="0" t="0" r="14605" b="6350"/>
+            <wp:docPr id="25" name="Picture 25"/>
+            <wp:cNvGraphicFramePr>
+              <a:graphicFrameLocks xmlns:a="http://schemas.openxmlformats.org/drawingml/2006/main" noChangeAspect="1"/>
+            </wp:cNvGraphicFramePr>
+            <a:graphic xmlns:a="http://schemas.openxmlformats.org/drawingml/2006/main">
+              <a:graphicData uri="http://schemas.openxmlformats.org/drawingml/2006/picture">
+                <pic:pic xmlns:pic="http://schemas.openxmlformats.org/drawingml/2006/picture">
+                  <pic:nvPicPr>
+                    <pic:cNvPr id="25" name="Picture 25"/>
+                    <pic:cNvPicPr>
+                      <a:picLocks noChangeAspect="1"/>
+                    </pic:cNvPicPr>
+                  </pic:nvPicPr>
+                  <pic:blipFill>
+                    <a:blip r:embed="rId18"/>
+                    <a:stretch>
+                      <a:fillRect/>
+                    </a:stretch>
+                  </pic:blipFill>
+                  <pic:spPr>
+                    <a:xfrm>
+                      <a:off x="0" y="0"/>
+                      <a:ext cx="5273675" cy="3559810"/>
+                    </a:xfrm>
+                    <a:prstGeom prst="rect">
+                      <a:avLst/>
+                    </a:prstGeom>
+                    <a:noFill/>
+                    <a:ln>
+                      <a:noFill/>
+                    </a:ln>
+                  </pic:spPr>
+                </pic:pic>
+              </a:graphicData>
+            </a:graphic>
+          </wp:inline>
+        </w:drawing>
+      </w:r>
+    </w:p>
+    <w:p/>
+    <w:p>
+      <w:r>
+        <w:drawing>
+          <wp:inline distT="0" distB="0" distL="114300" distR="114300">
+            <wp:extent cx="5271135" cy="3942715"/>
+            <wp:effectExtent l="0" t="0" r="1905" b="4445"/>
+            <wp:docPr id="26" name="Picture 26"/>
+            <wp:cNvGraphicFramePr>
+              <a:graphicFrameLocks xmlns:a="http://schemas.openxmlformats.org/drawingml/2006/main" noChangeAspect="1"/>
+            </wp:cNvGraphicFramePr>
+            <a:graphic xmlns:a="http://schemas.openxmlformats.org/drawingml/2006/main">
+              <a:graphicData uri="http://schemas.openxmlformats.org/drawingml/2006/picture">
+                <pic:pic xmlns:pic="http://schemas.openxmlformats.org/drawingml/2006/picture">
+                  <pic:nvPicPr>
+                    <pic:cNvPr id="26" name="Picture 26"/>
+                    <pic:cNvPicPr>
+                      <a:picLocks noChangeAspect="1"/>
+                    </pic:cNvPicPr>
+                  </pic:nvPicPr>
+                  <pic:blipFill>
+                    <a:blip r:embed="rId19"/>
+                    <a:stretch>
+                      <a:fillRect/>
+                    </a:stretch>
+                  </pic:blipFill>
+                  <pic:spPr>
+                    <a:xfrm>
+                      <a:off x="0" y="0"/>
+                      <a:ext cx="5271135" cy="3942715"/>
+                    </a:xfrm>
+                    <a:prstGeom prst="rect">
+                      <a:avLst/>
+                    </a:prstGeom>
+                    <a:noFill/>
+                    <a:ln>
+                      <a:noFill/>
+                    </a:ln>
+                  </pic:spPr>
+                </pic:pic>
+              </a:graphicData>
+            </a:graphic>
+          </wp:inline>
+        </w:drawing>
+      </w:r>
+    </w:p>
+    <w:p/>
+    <w:p>
+      <w:r>
+        <w:drawing>
+          <wp:inline distT="0" distB="0" distL="114300" distR="114300">
+            <wp:extent cx="5269230" cy="3611880"/>
+            <wp:effectExtent l="0" t="0" r="3810" b="0"/>
+            <wp:docPr id="27" name="Picture 27"/>
+            <wp:cNvGraphicFramePr>
+              <a:graphicFrameLocks xmlns:a="http://schemas.openxmlformats.org/drawingml/2006/main" noChangeAspect="1"/>
+            </wp:cNvGraphicFramePr>
+            <a:graphic xmlns:a="http://schemas.openxmlformats.org/drawingml/2006/main">
+              <a:graphicData uri="http://schemas.openxmlformats.org/drawingml/2006/picture">
+                <pic:pic xmlns:pic="http://schemas.openxmlformats.org/drawingml/2006/picture">
+                  <pic:nvPicPr>
+                    <pic:cNvPr id="27" name="Picture 27"/>
+                    <pic:cNvPicPr>
+                      <a:picLocks noChangeAspect="1"/>
+                    </pic:cNvPicPr>
+                  </pic:nvPicPr>
+                  <pic:blipFill>
+                    <a:blip r:embed="rId20"/>
+                    <a:stretch>
+                      <a:fillRect/>
+                    </a:stretch>
+                  </pic:blipFill>
+                  <pic:spPr>
+                    <a:xfrm>
+                      <a:off x="0" y="0"/>
+                      <a:ext cx="5269230" cy="3611880"/>
+                    </a:xfrm>
+                    <a:prstGeom prst="rect">
+                      <a:avLst/>
+                    </a:prstGeom>
+                    <a:noFill/>
+                    <a:ln>
+                      <a:noFill/>
+                    </a:ln>
+                  </pic:spPr>
+                </pic:pic>
+              </a:graphicData>
+            </a:graphic>
+          </wp:inline>
+        </w:drawing>
+      </w:r>
+    </w:p>
+    <w:p/>
+    <w:p>
+      <w:r>
+        <w:drawing>
+          <wp:inline distT="0" distB="0" distL="114300" distR="114300">
+            <wp:extent cx="5268595" cy="3375660"/>
+            <wp:effectExtent l="0" t="0" r="4445" b="7620"/>
+            <wp:docPr id="28" name="Picture 28"/>
+            <wp:cNvGraphicFramePr>
+              <a:graphicFrameLocks xmlns:a="http://schemas.openxmlformats.org/drawingml/2006/main" noChangeAspect="1"/>
+            </wp:cNvGraphicFramePr>
+            <a:graphic xmlns:a="http://schemas.openxmlformats.org/drawingml/2006/main">
+              <a:graphicData uri="http://schemas.openxmlformats.org/drawingml/2006/picture">
+                <pic:pic xmlns:pic="http://schemas.openxmlformats.org/drawingml/2006/picture">
+                  <pic:nvPicPr>
+                    <pic:cNvPr id="28" name="Picture 28"/>
+                    <pic:cNvPicPr>
+                      <a:picLocks noChangeAspect="1"/>
+                    </pic:cNvPicPr>
+                  </pic:nvPicPr>
+                  <pic:blipFill>
+                    <a:blip r:embed="rId21"/>
+                    <a:stretch>
+                      <a:fillRect/>
+                    </a:stretch>
+                  </pic:blipFill>
+                  <pic:spPr>
+                    <a:xfrm>
+                      <a:off x="0" y="0"/>
+                      <a:ext cx="5268595" cy="3375660"/>
+                    </a:xfrm>
+                    <a:prstGeom prst="rect">
+                      <a:avLst/>
+                    </a:prstGeom>
+                    <a:noFill/>
+                    <a:ln>
+                      <a:noFill/>
+                    </a:ln>
+                  </pic:spPr>
+                </pic:pic>
+              </a:graphicData>
+            </a:graphic>
+          </wp:inline>
+        </w:drawing>
+      </w:r>
+    </w:p>
+    <w:p/>
+    <w:p>
+      <w:r>
+        <w:drawing>
+          <wp:inline distT="0" distB="0" distL="114300" distR="114300">
+            <wp:extent cx="5269230" cy="3408680"/>
+            <wp:effectExtent l="0" t="0" r="3810" b="5080"/>
+            <wp:docPr id="29" name="Picture 29"/>
+            <wp:cNvGraphicFramePr>
+              <a:graphicFrameLocks xmlns:a="http://schemas.openxmlformats.org/drawingml/2006/main" noChangeAspect="1"/>
+            </wp:cNvGraphicFramePr>
+            <a:graphic xmlns:a="http://schemas.openxmlformats.org/drawingml/2006/main">
+              <a:graphicData uri="http://schemas.openxmlformats.org/drawingml/2006/picture">
+                <pic:pic xmlns:pic="http://schemas.openxmlformats.org/drawingml/2006/picture">
+                  <pic:nvPicPr>
+                    <pic:cNvPr id="29" name="Picture 29"/>
+                    <pic:cNvPicPr>
+                      <a:picLocks noChangeAspect="1"/>
+                    </pic:cNvPicPr>
+                  </pic:nvPicPr>
+                  <pic:blipFill>
+                    <a:blip r:embed="rId22"/>
+                    <a:stretch>
+                      <a:fillRect/>
+                    </a:stretch>
+                  </pic:blipFill>
+                  <pic:spPr>
+                    <a:xfrm>
+                      <a:off x="0" y="0"/>
+                      <a:ext cx="5269230" cy="3408680"/>
+                    </a:xfrm>
+                    <a:prstGeom prst="rect">
+                      <a:avLst/>
+                    </a:prstGeom>
+                    <a:noFill/>
+                    <a:ln>
+                      <a:noFill/>
+                    </a:ln>
+                  </pic:spPr>
+                </pic:pic>
+              </a:graphicData>
+            </a:graphic>
+          </wp:inline>
+        </w:drawing>
+      </w:r>
+    </w:p>
+    <w:p/>
+    <w:p>
+      <w:r>
+        <w:drawing>
+          <wp:inline distT="0" distB="0" distL="114300" distR="114300">
+            <wp:extent cx="5273040" cy="2242185"/>
+            <wp:effectExtent l="0" t="0" r="0" b="13335"/>
+            <wp:docPr id="30" name="Picture 30"/>
+            <wp:cNvGraphicFramePr>
+              <a:graphicFrameLocks xmlns:a="http://schemas.openxmlformats.org/drawingml/2006/main" noChangeAspect="1"/>
+            </wp:cNvGraphicFramePr>
+            <a:graphic xmlns:a="http://schemas.openxmlformats.org/drawingml/2006/main">
+              <a:graphicData uri="http://schemas.openxmlformats.org/drawingml/2006/picture">
+                <pic:pic xmlns:pic="http://schemas.openxmlformats.org/drawingml/2006/picture">
+                  <pic:nvPicPr>
+                    <pic:cNvPr id="30" name="Picture 30"/>
+                    <pic:cNvPicPr>
+                      <a:picLocks noChangeAspect="1"/>
+                    </pic:cNvPicPr>
+                  </pic:nvPicPr>
+                  <pic:blipFill>
+                    <a:blip r:embed="rId23"/>
+                    <a:stretch>
+                      <a:fillRect/>
+                    </a:stretch>
+                  </pic:blipFill>
+                  <pic:spPr>
+                    <a:xfrm>
+                      <a:off x="0" y="0"/>
+                      <a:ext cx="5273040" cy="2242185"/>
+                    </a:xfrm>
+                    <a:prstGeom prst="rect">
+                      <a:avLst/>
+                    </a:prstGeom>
+                    <a:noFill/>
+                    <a:ln>
+                      <a:noFill/>
+                    </a:ln>
+                  </pic:spPr>
+                </pic:pic>
+              </a:graphicData>
+            </a:graphic>
+          </wp:inline>
+        </w:drawing>
+      </w:r>
+    </w:p>
+    <w:p/>
+    <w:p>
+      <w:r>
+        <w:drawing>
+          <wp:inline distT="0" distB="0" distL="114300" distR="114300">
+            <wp:extent cx="5267960" cy="3947160"/>
+            <wp:effectExtent l="0" t="0" r="5080" b="0"/>
+            <wp:docPr id="31" name="Picture 31"/>
+            <wp:cNvGraphicFramePr>
+              <a:graphicFrameLocks xmlns:a="http://schemas.openxmlformats.org/drawingml/2006/main" noChangeAspect="1"/>
+            </wp:cNvGraphicFramePr>
+            <a:graphic xmlns:a="http://schemas.openxmlformats.org/drawingml/2006/main">
+              <a:graphicData uri="http://schemas.openxmlformats.org/drawingml/2006/picture">
+                <pic:pic xmlns:pic="http://schemas.openxmlformats.org/drawingml/2006/picture">
+                  <pic:nvPicPr>
+                    <pic:cNvPr id="31" name="Picture 31"/>
+                    <pic:cNvPicPr>
+                      <a:picLocks noChangeAspect="1"/>
+                    </pic:cNvPicPr>
+                  </pic:nvPicPr>
+                  <pic:blipFill>
+                    <a:blip r:embed="rId24"/>
+                    <a:stretch>
+                      <a:fillRect/>
+                    </a:stretch>
+                  </pic:blipFill>
+                  <pic:spPr>
+                    <a:xfrm>
+                      <a:off x="0" y="0"/>
+                      <a:ext cx="5267960" cy="3947160"/>
+                    </a:xfrm>
+                    <a:prstGeom prst="rect">
+                      <a:avLst/>
+                    </a:prstGeom>
+                    <a:noFill/>
+                    <a:ln>
+                      <a:noFill/>
+                    </a:ln>
+                  </pic:spPr>
+                </pic:pic>
+              </a:graphicData>
+            </a:graphic>
+          </wp:inline>
+        </w:drawing>
+      </w:r>
+    </w:p>
+    <w:p/>
+    <w:p>
+      <w:r>
+        <w:drawing>
+          <wp:inline distT="0" distB="0" distL="114300" distR="114300">
+            <wp:extent cx="5269865" cy="3175635"/>
+            <wp:effectExtent l="0" t="0" r="3175" b="9525"/>
+            <wp:docPr id="32" name="Picture 32"/>
+            <wp:cNvGraphicFramePr>
+              <a:graphicFrameLocks xmlns:a="http://schemas.openxmlformats.org/drawingml/2006/main" noChangeAspect="1"/>
+            </wp:cNvGraphicFramePr>
+            <a:graphic xmlns:a="http://schemas.openxmlformats.org/drawingml/2006/main">
+              <a:graphicData uri="http://schemas.openxmlformats.org/drawingml/2006/picture">
+                <pic:pic xmlns:pic="http://schemas.openxmlformats.org/drawingml/2006/picture">
+                  <pic:nvPicPr>
+                    <pic:cNvPr id="32" name="Picture 32"/>
+                    <pic:cNvPicPr>
+                      <a:picLocks noChangeAspect="1"/>
+                    </pic:cNvPicPr>
+                  </pic:nvPicPr>
+                  <pic:blipFill>
+                    <a:blip r:embed="rId25"/>
+                    <a:stretch>
+                      <a:fillRect/>
+                    </a:stretch>
+                  </pic:blipFill>
+                  <pic:spPr>
+                    <a:xfrm>
+                      <a:off x="0" y="0"/>
+                      <a:ext cx="5269865" cy="3175635"/>
+                    </a:xfrm>
+                    <a:prstGeom prst="rect">
+                      <a:avLst/>
+                    </a:prstGeom>
+                    <a:noFill/>
+                    <a:ln>
+                      <a:noFill/>
+                    </a:ln>
+                  </pic:spPr>
+                </pic:pic>
+              </a:graphicData>
+            </a:graphic>
+          </wp:inline>
+        </w:drawing>
+      </w:r>
+    </w:p>
+    <w:p/>
+    <w:p>
+      <w:r>
+        <w:drawing>
+          <wp:inline distT="0" distB="0" distL="114300" distR="114300">
+            <wp:extent cx="5269865" cy="4072890"/>
+            <wp:effectExtent l="0" t="0" r="3175" b="11430"/>
+            <wp:docPr id="33" name="Picture 33"/>
+            <wp:cNvGraphicFramePr>
+              <a:graphicFrameLocks xmlns:a="http://schemas.openxmlformats.org/drawingml/2006/main" noChangeAspect="1"/>
+            </wp:cNvGraphicFramePr>
+            <a:graphic xmlns:a="http://schemas.openxmlformats.org/drawingml/2006/main">
+              <a:graphicData uri="http://schemas.openxmlformats.org/drawingml/2006/picture">
+                <pic:pic xmlns:pic="http://schemas.openxmlformats.org/drawingml/2006/picture">
+                  <pic:nvPicPr>
+                    <pic:cNvPr id="33" name="Picture 33"/>
+                    <pic:cNvPicPr>
+                      <a:picLocks noChangeAspect="1"/>
+                    </pic:cNvPicPr>
+                  </pic:nvPicPr>
+                  <pic:blipFill>
+                    <a:blip r:embed="rId26"/>
+                    <a:stretch>
+                      <a:fillRect/>
+                    </a:stretch>
+                  </pic:blipFill>
+                  <pic:spPr>
+                    <a:xfrm>
+                      <a:off x="0" y="0"/>
+                      <a:ext cx="5269865" cy="4072890"/>
+                    </a:xfrm>
+                    <a:prstGeom prst="rect">
+                      <a:avLst/>
+                    </a:prstGeom>
+                    <a:noFill/>
+                    <a:ln>
+                      <a:noFill/>
+                    </a:ln>
+                  </pic:spPr>
+                </pic:pic>
+              </a:graphicData>
+            </a:graphic>
+          </wp:inline>
+        </w:drawing>
+      </w:r>
+    </w:p>
+    <w:p/>
+    <w:p>
+      <w:r>
+        <w:drawing>
+          <wp:inline distT="0" distB="0" distL="114300" distR="114300">
+            <wp:extent cx="5272405" cy="4773295"/>
+            <wp:effectExtent l="0" t="0" r="635" b="12065"/>
+            <wp:docPr id="34" name="Picture 34"/>
+            <wp:cNvGraphicFramePr>
+              <a:graphicFrameLocks xmlns:a="http://schemas.openxmlformats.org/drawingml/2006/main" noChangeAspect="1"/>
+            </wp:cNvGraphicFramePr>
+            <a:graphic xmlns:a="http://schemas.openxmlformats.org/drawingml/2006/main">
+              <a:graphicData uri="http://schemas.openxmlformats.org/drawingml/2006/picture">
+                <pic:pic xmlns:pic="http://schemas.openxmlformats.org/drawingml/2006/picture">
+                  <pic:nvPicPr>
+                    <pic:cNvPr id="34" name="Picture 34"/>
+                    <pic:cNvPicPr>
+                      <a:picLocks noChangeAspect="1"/>
+                    </pic:cNvPicPr>
+                  </pic:nvPicPr>
+                  <pic:blipFill>
+                    <a:blip r:embed="rId27"/>
+                    <a:stretch>
+                      <a:fillRect/>
+                    </a:stretch>
+                  </pic:blipFill>
+                  <pic:spPr>
+                    <a:xfrm>
+                      <a:off x="0" y="0"/>
+                      <a:ext cx="5272405" cy="4773295"/>
+                    </a:xfrm>
+                    <a:prstGeom prst="rect">
+                      <a:avLst/>
+                    </a:prstGeom>
+                    <a:noFill/>
+                    <a:ln>
+                      <a:noFill/>
+                    </a:ln>
+                  </pic:spPr>
+                </pic:pic>
+              </a:graphicData>
+            </a:graphic>
+          </wp:inline>
+        </w:drawing>
+      </w:r>
       <w:bookmarkStart w:id="0" w:name="_GoBack"/>
       <w:bookmarkEnd w:id="0"/>
+    </w:p>
+    <w:p>
+      <w:pPr>
+        <w:rPr>
+          <w:rFonts w:hint="default"/>
+          <w:lang w:val="en-US"/>
+        </w:rPr>
+      </w:pPr>
+      <w:r>
+        <w:rPr>
+          <w:rFonts w:hint="default"/>
+          <w:lang w:val="en-US"/>
+        </w:rPr>
+        <w:br w:type="page"/>
+      </w:r>
+    </w:p>
+    <w:p>
+      <w:pPr>
+        <w:rPr>
+          <w:rFonts w:hint="default"/>
+          <w:lang w:val="en-US"/>
+        </w:rPr>
+      </w:pPr>
+    </w:p>
+    <w:p>
+      <w:pPr>
+        <w:rPr>
+          <w:rFonts w:hint="default"/>
+          <w:lang w:val="en-US"/>
+        </w:rPr>
+      </w:pPr>
     </w:p>
     <w:sectPr>
       <w:pgSz w:w="11906" w:h="16838"/>
@@ -125,7 +1264,7 @@
     <w:lsdException w:qFormat="1" w:unhideWhenUsed="0" w:uiPriority="0" w:semiHidden="0" w:name="Title"/>
     <w:lsdException w:unhideWhenUsed="0" w:uiPriority="0" w:semiHidden="0" w:name="Closing"/>
     <w:lsdException w:unhideWhenUsed="0" w:uiPriority="0" w:semiHidden="0" w:name="Signature"/>
-    <w:lsdException w:unhideWhenUsed="0" w:uiPriority="0" w:name="Default Paragraph Font"/>
+    <w:lsdException w:qFormat="1" w:unhideWhenUsed="0" w:uiPriority="0" w:name="Default Paragraph Font"/>
     <w:lsdException w:unhideWhenUsed="0" w:uiPriority="0" w:semiHidden="0" w:name="Body Text"/>
     <w:lsdException w:unhideWhenUsed="0" w:uiPriority="0" w:semiHidden="0" w:name="Body Text Indent"/>
     <w:lsdException w:unhideWhenUsed="0" w:uiPriority="0" w:semiHidden="0" w:name="List Continue"/>
@@ -321,6 +1460,7 @@
   <w:style w:type="character" w:default="1" w:styleId="2">
     <w:name w:val="Default Paragraph Font"/>
     <w:semiHidden/>
+    <w:qFormat/>
     <w:uiPriority w:val="0"/>
   </w:style>
   <w:style w:type="table" w:default="1" w:styleId="3">
